--- a/docs/Rapports_Sprints_SIGED.docx
+++ b/docs/Rapports_Sprints_SIGED.docx
@@ -8066,7 +8066,7 @@
         <w:t xml:space="preserve"> </w:t>
       </w:r>
       <w:r>
-        <w:t xml:space="preserve">(Nginx, API, worker, PostgreSQL, MinIO, sauvegarde) ; image incluant Tesseract (fra/eng), Ghostscript, LibreOffice ; utilisateur non root ; sonde de santé.</w:t>
+        <w:t xml:space="preserve">(Caddy, API, worker, PostgreSQL, MinIO, sauvegarde) ; image incluant Tesseract (fra/eng), Ghostscript, LibreOffice ; utilisateur non root ; sonde de santé.</w:t>
       </w:r>
     </w:p>
     <w:p>
@@ -8088,7 +8088,7 @@
         <w:t xml:space="preserve"> </w:t>
       </w:r>
       <w:r>
-        <w:t xml:space="preserve">exclusif, HSTS, CSP, limitation de débit sur la connexion ; script de certificat de test.</w:t>
+        <w:t xml:space="preserve">exclusif, HSTS, CSP ; certificat Let’s Encrypt obtenu et renouvelé automatiquement par Caddy (certificat local auto-signé pour les tests sur poste).</w:t>
       </w:r>
     </w:p>
     <w:p>
@@ -8104,13 +8104,13 @@
           <w:bCs/>
           <w:b/>
         </w:rPr>
-        <w:t xml:space="preserve">Supervision</w:t>
-      </w:r>
-      <w:r>
-        <w:t xml:space="preserve"> </w:t>
-      </w:r>
-      <w:r>
-        <w:t xml:space="preserve">:</w:t>
+        <w:t xml:space="preserve">Hébergement</w:t>
+      </w:r>
+      <w:r>
+        <w:t xml:space="preserve"> </w:t>
+      </w:r>
+      <w:r>
+        <w:t xml:space="preserve">: VM gratuite Oracle Cloud Always Free (ARM64), scripts</w:t>
       </w:r>
       <w:r>
         <w:t xml:space="preserve"> </w:t>
@@ -8119,40 +8119,13 @@
         <w:rPr>
           <w:rStyle w:val="VerbatimChar"/>
         </w:rPr>
-        <w:t xml:space="preserve">/health</w:t>
-      </w:r>
-      <w:r>
-        <w:t xml:space="preserve"> </w:t>
-      </w:r>
-      <w:r>
-        <w:t xml:space="preserve">(base + stockage, 503 si dégradé), en-tête</w:t>
-      </w:r>
-      <w:r>
-        <w:t xml:space="preserve"> </w:t>
-      </w:r>
-      <w:r>
-        <w:rPr>
-          <w:rStyle w:val="VerbatimChar"/>
-        </w:rPr>
-        <w:t xml:space="preserve">X-Process-Time-ms</w:t>
-      </w:r>
-      <w:r>
-        <w:t xml:space="preserve"> </w:t>
-      </w:r>
-      <w:r>
-        <w:t xml:space="preserve">sur chaque réponse, journalisation des requêtes de plus de 2 s, indicateurs</w:t>
-      </w:r>
-      <w:r>
-        <w:t xml:space="preserve"> </w:t>
-      </w:r>
-      <w:r>
-        <w:rPr>
-          <w:rStyle w:val="VerbatimChar"/>
-        </w:rPr>
-        <w:t xml:space="preserve">/api/admin/stats</w:t>
-      </w:r>
-      <w:r>
-        <w:t xml:space="preserve">.</w:t>
+        <w:t xml:space="preserve">deploy/oracle/</w:t>
+      </w:r>
+      <w:r>
+        <w:t xml:space="preserve"> </w:t>
+      </w:r>
+      <w:r>
+        <w:t xml:space="preserve">d’installation, de démarrage et de mise à jour.</w:t>
       </w:r>
     </w:p>
     <w:p>
@@ -8168,13 +8141,13 @@
           <w:bCs/>
           <w:b/>
         </w:rPr>
-        <w:t xml:space="preserve">Sauvegardes</w:t>
-      </w:r>
-      <w:r>
-        <w:t xml:space="preserve"> </w:t>
-      </w:r>
-      <w:r>
-        <w:t xml:space="preserve">: dump PostgreSQL + objets chiffrés chaque nuit,</w:t>
+        <w:t xml:space="preserve">Supervision</w:t>
+      </w:r>
+      <w:r>
+        <w:t xml:space="preserve"> </w:t>
+      </w:r>
+      <w:r>
+        <w:t xml:space="preserve">:</w:t>
       </w:r>
       <w:r>
         <w:t xml:space="preserve"> </w:t>
@@ -8183,10 +8156,40 @@
         <w:rPr>
           <w:rStyle w:val="VerbatimChar"/>
         </w:rPr>
-        <w:t xml:space="preserve">SHA256SUMS</w:t>
-      </w:r>
-      <w:r>
-        <w:t xml:space="preserve">, rétention 30 jours, script de restauration avec vérification.</w:t>
+        <w:t xml:space="preserve">/health</w:t>
+      </w:r>
+      <w:r>
+        <w:t xml:space="preserve"> </w:t>
+      </w:r>
+      <w:r>
+        <w:t xml:space="preserve">(base + stockage, 503 si dégradé), en-tête</w:t>
+      </w:r>
+      <w:r>
+        <w:t xml:space="preserve"> </w:t>
+      </w:r>
+      <w:r>
+        <w:rPr>
+          <w:rStyle w:val="VerbatimChar"/>
+        </w:rPr>
+        <w:t xml:space="preserve">X-Process-Time-ms</w:t>
+      </w:r>
+      <w:r>
+        <w:t xml:space="preserve"> </w:t>
+      </w:r>
+      <w:r>
+        <w:t xml:space="preserve">sur chaque réponse, journalisation des requêtes de plus de 2 s, indicateurs</w:t>
+      </w:r>
+      <w:r>
+        <w:t xml:space="preserve"> </w:t>
+      </w:r>
+      <w:r>
+        <w:rPr>
+          <w:rStyle w:val="VerbatimChar"/>
+        </w:rPr>
+        <w:t xml:space="preserve">/api/admin/stats</w:t>
+      </w:r>
+      <w:r>
+        <w:t xml:space="preserve">.</w:t>
       </w:r>
     </w:p>
     <w:p>
@@ -8202,13 +8205,25 @@
           <w:bCs/>
           <w:b/>
         </w:rPr>
-        <w:t xml:space="preserve">CI</w:t>
-      </w:r>
-      <w:r>
-        <w:t xml:space="preserve"> </w:t>
-      </w:r>
-      <w:r>
-        <w:t xml:space="preserve">: GitHub Actions exécute toute la suite sur SQLite et PostgreSQL avec les vrais outils OCR.</w:t>
+        <w:t xml:space="preserve">Sauvegardes</w:t>
+      </w:r>
+      <w:r>
+        <w:t xml:space="preserve"> </w:t>
+      </w:r>
+      <w:r>
+        <w:t xml:space="preserve">: dump PostgreSQL + objets chiffrés chaque nuit,</w:t>
+      </w:r>
+      <w:r>
+        <w:t xml:space="preserve"> </w:t>
+      </w:r>
+      <w:r>
+        <w:rPr>
+          <w:rStyle w:val="VerbatimChar"/>
+        </w:rPr>
+        <w:t xml:space="preserve">SHA256SUMS</w:t>
+      </w:r>
+      <w:r>
+        <w:t xml:space="preserve">, rétention 30 jours, script de restauration avec vérification.</w:t>
       </w:r>
     </w:p>
     <w:p>
@@ -8224,68 +8239,106 @@
           <w:bCs/>
           <w:b/>
         </w:rPr>
-        <w:t xml:space="preserve">Jeu de démonstration</w:t>
-      </w:r>
-      <w:r>
-        <w:t xml:space="preserve"> </w:t>
-      </w:r>
-      <w:r>
-        <w:t xml:space="preserve">:</w:t>
-      </w:r>
-      <w:r>
-        <w:t xml:space="preserve"> </w:t>
-      </w:r>
-      <w:r>
-        <w:rPr>
-          <w:rStyle w:val="VerbatimChar"/>
-        </w:rPr>
-        <w:t xml:space="preserve">python -m scripts.demo_data</w:t>
-      </w:r>
-      <w:r>
-        <w:t xml:space="preserve"> </w:t>
-      </w:r>
-      <w:r>
-        <w:t xml:space="preserve">crée 4 comptes (un par rôle) et 6 documents réalistes à différents stades.</w:t>
-      </w:r>
-    </w:p>
-    <w:bookmarkEnd w:id="96"/>
-    <w:bookmarkStart w:id="97" w:name="X047477853ae71159274d018aefa5d76feb1075b"/>
-    <w:p>
-      <w:pPr>
-        <w:pStyle w:val="Heading2"/>
-      </w:pPr>
-      <w:r>
-        <w:t xml:space="preserve">4. Tests (6 tests —</w:t>
-      </w:r>
-      <w:r>
-        <w:t xml:space="preserve"> </w:t>
-      </w:r>
-      <w:r>
-        <w:rPr>
-          <w:rStyle w:val="VerbatimChar"/>
-        </w:rPr>
-        <w:t xml:space="preserve">tests/test_sprint7_perf_interop.py</w:t>
-      </w:r>
-      <w:r>
-        <w:t xml:space="preserve">) et mesures</w:t>
-      </w:r>
-    </w:p>
-    <w:p>
-      <w:pPr>
-        <w:pStyle w:val="FirstParagraph"/>
-      </w:pPr>
-      <w:r>
-        <w:t xml:space="preserve">Sonde de santé · en-têtes de performance et de sécurité · interface servie · contrat OpenAPI exposant les routes clés · indicateurs du tableau de bord ·</w:t>
-      </w:r>
-      <w:r>
-        <w:t xml:space="preserve"> </w:t>
-      </w:r>
+        <w:t xml:space="preserve">CI</w:t>
+      </w:r>
+      <w:r>
+        <w:t xml:space="preserve"> </w:t>
+      </w:r>
+      <w:r>
+        <w:t xml:space="preserve">: GitHub Actions exécute toute la suite sur SQLite et PostgreSQL avec les vrais outils OCR.</w:t>
+      </w:r>
+    </w:p>
+    <w:p>
+      <w:pPr>
+        <w:numPr>
+          <w:ilvl w:val="0"/>
+          <w:numId w:val="1018"/>
+        </w:numPr>
+        <w:pStyle w:val="Compact"/>
+      </w:pPr>
       <w:r>
         <w:rPr>
           <w:bCs/>
           <w:b/>
         </w:rPr>
+        <w:t xml:space="preserve">Jeu de démonstration</w:t>
+      </w:r>
+      <w:r>
+        <w:t xml:space="preserve"> </w:t>
+      </w:r>
+      <w:r>
+        <w:t xml:space="preserve">:</w:t>
+      </w:r>
+      <w:r>
+        <w:t xml:space="preserve"> </w:t>
+      </w:r>
+      <w:r>
+        <w:rPr>
+          <w:rStyle w:val="VerbatimChar"/>
+        </w:rPr>
+        <w:t xml:space="preserve">python -m scripts.demo_data</w:t>
+      </w:r>
+      <w:r>
+        <w:t xml:space="preserve"> </w:t>
+      </w:r>
+      <w:r>
+        <w:t xml:space="preserve">crée 4 comptes (un par rôle) et 6 documents réalistes à différents stades.</w:t>
+      </w:r>
+    </w:p>
+    <w:bookmarkEnd w:id="96"/>
+    <w:bookmarkStart w:id="97" w:name="X161bb29cb3ecb7a6a85c7d21a17d0f550fa7e87"/>
+    <w:p>
+      <w:pPr>
+        <w:pStyle w:val="Heading2"/>
+      </w:pPr>
+      <w:r>
+        <w:t xml:space="preserve">4. Tests (7 tests —</w:t>
+      </w:r>
+      <w:r>
+        <w:t xml:space="preserve"> </w:t>
+      </w:r>
+      <w:r>
+        <w:rPr>
+          <w:rStyle w:val="VerbatimChar"/>
+        </w:rPr>
+        <w:t xml:space="preserve">tests/test_sprint7_perf_interop.py</w:t>
+      </w:r>
+      <w:r>
+        <w:t xml:space="preserve">) et mesures</w:t>
+      </w:r>
+    </w:p>
+    <w:p>
+      <w:pPr>
+        <w:pStyle w:val="FirstParagraph"/>
+      </w:pPr>
+      <w:r>
+        <w:t xml:space="preserve">Sonde de santé · en-têtes de performance et de sécurité · interface servie · contrat OpenAPI exposant les routes clés · indicateurs du tableau de bord ·</w:t>
+      </w:r>
+      <w:r>
+        <w:t xml:space="preserve"> </w:t>
+      </w:r>
+      <w:r>
+        <w:rPr>
+          <w:bCs/>
+          <w:b/>
+        </w:rPr>
         <w:t xml:space="preserve">test de charge : 2 000 notices, 4 types de recherche &lt; 2 s</w:t>
+      </w:r>
+      <w:r>
+        <w:t xml:space="preserve"> </w:t>
+      </w:r>
+      <w:r>
+        <w:t xml:space="preserve">·</w:t>
+      </w:r>
+      <w:r>
+        <w:t xml:space="preserve"> </w:t>
+      </w:r>
+      <w:r>
+        <w:rPr>
+          <w:bCs/>
+          <w:b/>
+        </w:rPr>
+        <w:t xml:space="preserve">démarrage simultané de 6 processus sans conflit d’initialisation</w:t>
       </w:r>
       <w:r>
         <w:t xml:space="preserve">.</w:t>
@@ -8514,7 +8567,7 @@
           <w:bCs/>
           <w:b/>
         </w:rPr>
-        <w:t xml:space="preserve">Résultat : 6/6 ✔</w:t>
+        <w:t xml:space="preserve">Résultat : 7/7 ✔</w:t>
       </w:r>
     </w:p>
     <w:bookmarkEnd w:id="97"/>
@@ -8738,7 +8791,7 @@
         <w:t xml:space="preserve"> </w:t>
       </w:r>
       <w:r>
-        <w:t xml:space="preserve">: la recette sur données réalistes a révélé deux défauts (bifurcation du journal, aperçu PDF) corrigés avant livraison.</w:t>
+        <w:t xml:space="preserve">: la recette sur données réalistes a révélé trois défauts corrigés avant livraison : bifurcation du journal sous concurrence, aperçu PDF non universel, et création concurrente du schéma par les workers Uvicorn au démarrage (corrigée par un verrou consultatif PostgreSQL, testé avec plusieurs processus).</w:t>
       </w:r>
     </w:p>
     <w:p>
@@ -9003,7 +9056,7 @@
               <w:jc w:val="left"/>
             </w:pPr>
             <w:r>
-              <w:t xml:space="preserve">71 (SQLite : 70 réussis, 1 propre à PostgreSQL ignoré ; PostgreSQL : 70 réussis, 1 propre à SQLite ignoré)</w:t>
+              <w:t xml:space="preserve">78 (SQLite : 76 réussis, 2 propres à PostgreSQL ignorés ; PostgreSQL : 77 réussis, 1 propre à SQLite ignoré)</w:t>
             </w:r>
           </w:p>
         </w:tc>
@@ -10273,7 +10326,7 @@
               <w:jc w:val="left"/>
             </w:pPr>
             <w:r>
-              <w:t xml:space="preserve">Nginx TLS 1.3 only ; AES-256-GCM applicatif</w:t>
+              <w:t xml:space="preserve">Caddy TLS 1.3 uniquement (Let’s Encrypt automatique) ; AES-256-GCM applicatif</w:t>
             </w:r>
           </w:p>
         </w:tc>
@@ -10315,7 +10368,7 @@
               <w:rPr>
                 <w:rStyle w:val="VerbatimChar"/>
               </w:rPr>
-              <w:t xml:space="preserve">deploy/nginx</w:t>
+              <w:t xml:space="preserve">deploy/caddy/Caddyfile</w:t>
             </w:r>
           </w:p>
         </w:tc>
@@ -11057,7 +11110,7 @@
         <w:pStyle w:val="FirstParagraph"/>
       </w:pPr>
       <w:r>
-        <w:t xml:space="preserve">Le projet a mobilisé la conception de systèmes d’information (modélisation, architecture en couches), la sécurité (cryptographie appliquée, contrôle d’accès, analyse de menaces), l’administration de bases de données (index plein texte, déclencheurs, sauvegarde/restauration) et l’administration système (conteneurs, TLS, supervision). Les deux défauts découverts en recette — bifurcation du journal sous concurrence et aperçu PDF non universel — rappellent que les exigences non fonctionnelles se valident par des essais réalistes et non sur le papier.</w:t>
+        <w:t xml:space="preserve">Le projet a mobilisé la conception de systèmes d’information (modélisation, architecture en couches), la sécurité (cryptographie appliquée, contrôle d’accès, analyse de menaces), l’administration de bases de données (index plein texte, déclencheurs, sauvegarde/restauration) et l’administration système (conteneurs, TLS, supervision). Les défauts découverts en recette — bifurcation du journal sous concurrence, aperçu PDF non universel, initialisation concurrente du schéma au démarrage — rappellent que les exigences non fonctionnelles se valident par des essais réalistes et non sur le papier.</w:t>
       </w:r>
     </w:p>
     <w:bookmarkEnd w:id="117"/>

--- a/docs/Rapports_Sprints_SIGED.docx
+++ b/docs/Rapports_Sprints_SIGED.docx
@@ -8066,7 +8066,7 @@
         <w:t xml:space="preserve"> </w:t>
       </w:r>
       <w:r>
-        <w:t xml:space="preserve">(Caddy, API, worker, PostgreSQL, MinIO, sauvegarde) ; image incluant Tesseract (fra/eng), Ghostscript, LibreOffice ; utilisateur non root ; sonde de santé.</w:t>
+        <w:t xml:space="preserve">(Caddy, API, worker, PostgreSQL, volume de stockage chiffré, sauvegarde) ; image incluant Tesseract (fra/eng), Ghostscript, LibreOffice ; utilisateur non root ; sonde de santé.</w:t>
       </w:r>
     </w:p>
     <w:p>
@@ -10119,7 +10119,7 @@
               <w:jc w:val="left"/>
             </w:pPr>
             <w:r>
-              <w:t xml:space="preserve">PostgreSQL + MinIO/S3 ou disque</w:t>
+              <w:t xml:space="preserve">PostgreSQL + volume de fichiers chiffrés (ou stockage objet S3)</w:t>
             </w:r>
           </w:p>
         </w:tc>

--- a/docs/Rapports_Sprints_SIGED.docx
+++ b/docs/Rapports_Sprints_SIGED.docx
@@ -8066,7 +8066,7 @@
         <w:t xml:space="preserve"> </w:t>
       </w:r>
       <w:r>
-        <w:t xml:space="preserve">(Caddy, API, worker, PostgreSQL, volume de stockage chiffré, sauvegarde) ; image incluant Tesseract (fra/eng), Ghostscript, LibreOffice ; utilisateur non root ; sonde de santé.</w:t>
+        <w:t xml:space="preserve">(Caddy, API, worker, PostgreSQL, MinIO, sauvegarde) ; image incluant Tesseract (fra/eng), Ghostscript, LibreOffice ; utilisateur non root ; sonde de santé.</w:t>
       </w:r>
     </w:p>
     <w:p>
@@ -10119,7 +10119,7 @@
               <w:jc w:val="left"/>
             </w:pPr>
             <w:r>
-              <w:t xml:space="preserve">PostgreSQL + volume de fichiers chiffrés (ou stockage objet S3)</w:t>
+              <w:t xml:space="preserve">PostgreSQL + MinIO/S3 ou disque</w:t>
             </w:r>
           </w:p>
         </w:tc>
